--- a/006DK9744-Day20.docx
+++ b/006DK9744-Day20.docx
@@ -4763,6 +4763,9 @@
     <w:p/>
     <w:p>
       <w:r>
+        <w:rPr>
+          <w:noProof/>
+        </w:rPr>
         <w:drawing>
           <wp:inline distT="0" distB="0" distL="0" distR="0" wp14:anchorId="6FECCA83" wp14:editId="6D7EDED8">
             <wp:extent cx="5731510" cy="3062605"/>
@@ -9566,6 +9569,7 @@
       <w:r>
         <w:rPr>
           <w:rFonts w:ascii="Segoe UI" w:eastAsia="Times New Roman" w:hAnsi="Segoe UI" w:cs="Segoe UI"/>
+          <w:noProof/>
           <w:kern w:val="0"/>
           <w:sz w:val="21"/>
           <w:szCs w:val="21"/>
@@ -10607,7 +10611,6 @@
         </w:rPr>
         <w:t xml:space="preserve">  </w:t>
       </w:r>
-      <w:proofErr w:type="spellStart"/>
       <w:r>
         <w:rPr>
           <w:rFonts w:ascii="Consolas" w:eastAsia="Times New Roman" w:hAnsi="Consolas" w:cs="Times New Roman"/>
@@ -10620,7 +10623,6 @@
         </w:rPr>
         <w:t>const</w:t>
       </w:r>
-      <w:proofErr w:type="spellEnd"/>
       <w:r>
         <w:rPr>
           <w:rFonts w:ascii="Consolas" w:eastAsia="Times New Roman" w:hAnsi="Consolas" w:cs="Times New Roman"/>
@@ -11133,7 +11135,6 @@
         </w:rPr>
         <w:t xml:space="preserve">  </w:t>
       </w:r>
-      <w:proofErr w:type="spellStart"/>
       <w:r>
         <w:rPr>
           <w:rFonts w:ascii="Consolas" w:eastAsia="Times New Roman" w:hAnsi="Consolas" w:cs="Times New Roman"/>
@@ -11146,7 +11147,6 @@
         </w:rPr>
         <w:t>const</w:t>
       </w:r>
-      <w:proofErr w:type="spellEnd"/>
       <w:r>
         <w:rPr>
           <w:rFonts w:ascii="Consolas" w:eastAsia="Times New Roman" w:hAnsi="Consolas" w:cs="Times New Roman"/>
@@ -11432,6 +11432,7 @@
       <w:r>
         <w:rPr>
           <w:rFonts w:ascii="Segoe UI" w:eastAsia="Times New Roman" w:hAnsi="Segoe UI" w:cs="Segoe UI"/>
+          <w:noProof/>
           <w:kern w:val="0"/>
           <w:sz w:val="21"/>
           <w:szCs w:val="21"/>
@@ -12523,7 +12524,6 @@
         </w:rPr>
         <w:t xml:space="preserve">  </w:t>
       </w:r>
-      <w:proofErr w:type="spellStart"/>
       <w:r>
         <w:rPr>
           <w:rFonts w:ascii="Consolas" w:eastAsia="Times New Roman" w:hAnsi="Consolas" w:cs="Times New Roman"/>
@@ -12536,7 +12536,6 @@
         </w:rPr>
         <w:t>const</w:t>
       </w:r>
-      <w:proofErr w:type="spellEnd"/>
       <w:r>
         <w:rPr>
           <w:rFonts w:ascii="Consolas" w:eastAsia="Times New Roman" w:hAnsi="Consolas" w:cs="Times New Roman"/>
@@ -14124,7 +14123,6 @@
         </w:rPr>
         <w:t xml:space="preserve">  </w:t>
       </w:r>
-      <w:proofErr w:type="spellStart"/>
       <w:r>
         <w:rPr>
           <w:rFonts w:ascii="Consolas" w:eastAsia="Times New Roman" w:hAnsi="Consolas" w:cs="Times New Roman"/>
@@ -14137,7 +14135,6 @@
         </w:rPr>
         <w:t>const</w:t>
       </w:r>
-      <w:proofErr w:type="spellEnd"/>
       <w:r>
         <w:rPr>
           <w:rFonts w:ascii="Consolas" w:eastAsia="Times New Roman" w:hAnsi="Consolas" w:cs="Times New Roman"/>
@@ -18086,7 +18083,6 @@
         </w:rPr>
         <w:t xml:space="preserve">  </w:t>
       </w:r>
-      <w:proofErr w:type="spellStart"/>
       <w:r>
         <w:rPr>
           <w:rFonts w:ascii="Consolas" w:eastAsia="Times New Roman" w:hAnsi="Consolas" w:cs="Times New Roman"/>
@@ -18099,7 +18095,6 @@
         </w:rPr>
         <w:t>const</w:t>
       </w:r>
-      <w:proofErr w:type="spellEnd"/>
       <w:r>
         <w:rPr>
           <w:rFonts w:ascii="Consolas" w:eastAsia="Times New Roman" w:hAnsi="Consolas" w:cs="Times New Roman"/>
@@ -18885,6 +18880,9 @@
         </w:rPr>
       </w:pPr>
       <w:r>
+        <w:rPr>
+          <w:noProof/>
+        </w:rPr>
         <w:drawing>
           <wp:inline distT="0" distB="0" distL="0" distR="0" wp14:anchorId="5B94E8AA" wp14:editId="051D4491">
             <wp:extent cx="5731510" cy="4005580"/>
@@ -18936,6 +18934,9 @@
         </w:rPr>
       </w:pPr>
       <w:r>
+        <w:rPr>
+          <w:noProof/>
+        </w:rPr>
         <w:drawing>
           <wp:inline distT="0" distB="0" distL="0" distR="0" wp14:anchorId="0DCC3041" wp14:editId="674EB180">
             <wp:extent cx="5731510" cy="3629025"/>
@@ -18980,6 +18981,9 @@
         </w:rPr>
       </w:pPr>
       <w:r>
+        <w:rPr>
+          <w:noProof/>
+        </w:rPr>
         <w:lastRenderedPageBreak/>
         <w:drawing>
           <wp:inline distT="0" distB="0" distL="0" distR="0" wp14:anchorId="36793FC6" wp14:editId="14666E8D">
@@ -20157,7 +20161,6 @@
         </w:rPr>
         <w:t xml:space="preserve">  </w:t>
       </w:r>
-      <w:proofErr w:type="spellStart"/>
       <w:r>
         <w:rPr>
           <w:rFonts w:ascii="Consolas" w:eastAsia="Times New Roman" w:hAnsi="Consolas" w:cs="Times New Roman"/>
@@ -20170,7 +20173,6 @@
         </w:rPr>
         <w:t>const</w:t>
       </w:r>
-      <w:proofErr w:type="spellEnd"/>
       <w:r>
         <w:rPr>
           <w:rFonts w:ascii="Consolas" w:eastAsia="Times New Roman" w:hAnsi="Consolas" w:cs="Times New Roman"/>
@@ -20509,7 +20511,6 @@
         <w:lastRenderedPageBreak/>
         <w:t xml:space="preserve">  </w:t>
       </w:r>
-      <w:proofErr w:type="spellStart"/>
       <w:r>
         <w:rPr>
           <w:rFonts w:ascii="Consolas" w:eastAsia="Times New Roman" w:hAnsi="Consolas" w:cs="Times New Roman"/>
@@ -20522,7 +20523,6 @@
         </w:rPr>
         <w:t>const</w:t>
       </w:r>
-      <w:proofErr w:type="spellEnd"/>
       <w:r>
         <w:rPr>
           <w:rFonts w:ascii="Consolas" w:eastAsia="Times New Roman" w:hAnsi="Consolas" w:cs="Times New Roman"/>
@@ -20704,7 +20704,6 @@
         </w:rPr>
         <w:t xml:space="preserve">  </w:t>
       </w:r>
-      <w:proofErr w:type="spellStart"/>
       <w:r>
         <w:rPr>
           <w:rFonts w:ascii="Consolas" w:eastAsia="Times New Roman" w:hAnsi="Consolas" w:cs="Times New Roman"/>
@@ -20717,7 +20716,6 @@
         </w:rPr>
         <w:t>const</w:t>
       </w:r>
-      <w:proofErr w:type="spellEnd"/>
       <w:r>
         <w:rPr>
           <w:rFonts w:ascii="Consolas" w:eastAsia="Times New Roman" w:hAnsi="Consolas" w:cs="Times New Roman"/>
@@ -21030,7 +21028,6 @@
         </w:rPr>
         <w:t xml:space="preserve">  </w:t>
       </w:r>
-      <w:proofErr w:type="spellStart"/>
       <w:r>
         <w:rPr>
           <w:rFonts w:ascii="Consolas" w:eastAsia="Times New Roman" w:hAnsi="Consolas" w:cs="Times New Roman"/>
@@ -21043,7 +21040,6 @@
         </w:rPr>
         <w:t>const</w:t>
       </w:r>
-      <w:proofErr w:type="spellEnd"/>
       <w:r>
         <w:rPr>
           <w:rFonts w:ascii="Consolas" w:eastAsia="Times New Roman" w:hAnsi="Consolas" w:cs="Times New Roman"/>
@@ -21312,7 +21308,6 @@
         </w:rPr>
         <w:t xml:space="preserve">    </w:t>
       </w:r>
-      <w:proofErr w:type="spellStart"/>
       <w:r>
         <w:rPr>
           <w:rFonts w:ascii="Consolas" w:eastAsia="Times New Roman" w:hAnsi="Consolas" w:cs="Times New Roman"/>
@@ -21325,7 +21320,6 @@
         </w:rPr>
         <w:t>const</w:t>
       </w:r>
-      <w:proofErr w:type="spellEnd"/>
       <w:r>
         <w:rPr>
           <w:rFonts w:ascii="Consolas" w:eastAsia="Times New Roman" w:hAnsi="Consolas" w:cs="Times New Roman"/>
@@ -22533,7 +22527,6 @@
         </w:rPr>
         <w:t xml:space="preserve">  </w:t>
       </w:r>
-      <w:proofErr w:type="spellStart"/>
       <w:r>
         <w:rPr>
           <w:rFonts w:ascii="Consolas" w:eastAsia="Times New Roman" w:hAnsi="Consolas" w:cs="Times New Roman"/>
@@ -22546,7 +22539,6 @@
         </w:rPr>
         <w:t>const</w:t>
       </w:r>
-      <w:proofErr w:type="spellEnd"/>
       <w:r>
         <w:rPr>
           <w:rFonts w:ascii="Consolas" w:eastAsia="Times New Roman" w:hAnsi="Consolas" w:cs="Times New Roman"/>
@@ -22779,7 +22771,6 @@
         </w:rPr>
         <w:t xml:space="preserve">    </w:t>
       </w:r>
-      <w:proofErr w:type="spellStart"/>
       <w:r>
         <w:rPr>
           <w:rFonts w:ascii="Consolas" w:eastAsia="Times New Roman" w:hAnsi="Consolas" w:cs="Times New Roman"/>
@@ -22792,7 +22783,6 @@
         </w:rPr>
         <w:t>const</w:t>
       </w:r>
-      <w:proofErr w:type="spellEnd"/>
       <w:r>
         <w:rPr>
           <w:rFonts w:ascii="Consolas" w:eastAsia="Times New Roman" w:hAnsi="Consolas" w:cs="Times New Roman"/>
@@ -27283,7 +27273,6 @@
           <w14:ligatures w14:val="none"/>
         </w:rPr>
       </w:pPr>
-      <w:proofErr w:type="spellStart"/>
       <w:r>
         <w:rPr>
           <w:rFonts w:ascii="Consolas" w:eastAsia="Times New Roman" w:hAnsi="Consolas" w:cs="Times New Roman"/>
@@ -27296,7 +27285,6 @@
         </w:rPr>
         <w:t>const</w:t>
       </w:r>
-      <w:proofErr w:type="spellEnd"/>
       <w:r>
         <w:rPr>
           <w:rFonts w:ascii="Consolas" w:eastAsia="Times New Roman" w:hAnsi="Consolas" w:cs="Times New Roman"/>
@@ -29561,7 +29549,6 @@
           <w14:ligatures w14:val="none"/>
         </w:rPr>
       </w:pPr>
-      <w:proofErr w:type="spellStart"/>
       <w:r>
         <w:rPr>
           <w:rFonts w:ascii="Consolas" w:eastAsia="Times New Roman" w:hAnsi="Consolas" w:cs="Times New Roman"/>
@@ -29574,7 +29561,6 @@
         </w:rPr>
         <w:t>const</w:t>
       </w:r>
-      <w:proofErr w:type="spellEnd"/>
       <w:r>
         <w:rPr>
           <w:rFonts w:ascii="Consolas" w:eastAsia="Times New Roman" w:hAnsi="Consolas" w:cs="Times New Roman"/>
@@ -29786,6 +29772,9 @@
     </w:p>
     <w:p>
       <w:r>
+        <w:rPr>
+          <w:noProof/>
+        </w:rPr>
         <w:drawing>
           <wp:inline distT="0" distB="0" distL="0" distR="0" wp14:anchorId="00677CE9" wp14:editId="6C2B0DC9">
             <wp:extent cx="5731510" cy="2671445"/>
@@ -29827,6 +29816,9 @@
     <w:p/>
     <w:p>
       <w:r>
+        <w:rPr>
+          <w:noProof/>
+        </w:rPr>
         <w:lastRenderedPageBreak/>
         <w:drawing>
           <wp:inline distT="0" distB="0" distL="0" distR="0" wp14:anchorId="3A76B179" wp14:editId="5CDF4368">
@@ -29867,6 +29859,9 @@
     </w:p>
     <w:p>
       <w:r>
+        <w:rPr>
+          <w:noProof/>
+        </w:rPr>
         <w:drawing>
           <wp:inline distT="0" distB="0" distL="0" distR="0" wp14:anchorId="641FC332" wp14:editId="3FEF80EE">
             <wp:extent cx="5731510" cy="3312795"/>
@@ -29904,6 +29899,558 @@
         </w:drawing>
       </w:r>
     </w:p>
+    <w:p>
+      <w:pPr>
+        <w:rPr>
+          <w:rFonts w:ascii="Times New Roman" w:hAnsi="Times New Roman" w:cs="Times New Roman"/>
+        </w:rPr>
+      </w:pPr>
+      <w:r>
+        <w:rPr>
+          <w:rFonts w:ascii="Times New Roman" w:hAnsi="Times New Roman" w:cs="Times New Roman"/>
+          <w:highlight w:val="yellow"/>
+        </w:rPr>
+        <w:t>Task 14:</w:t>
+      </w:r>
+    </w:p>
+    <w:p>
+      <w:pPr>
+        <w:rPr>
+          <w:rFonts w:ascii="Times New Roman" w:hAnsi="Times New Roman" w:cs="Times New Roman"/>
+        </w:rPr>
+      </w:pPr>
+      <w:r>
+        <w:rPr>
+          <w:rFonts w:ascii="Times New Roman" w:hAnsi="Times New Roman" w:cs="Times New Roman"/>
+        </w:rPr>
+        <w:t>What is Node JS for?</w:t>
+      </w:r>
+    </w:p>
+    <w:p>
+      <w:pPr>
+        <w:pStyle w:val="ListParagraph"/>
+        <w:numPr>
+          <w:ilvl w:val="0"/>
+          <w:numId w:val="1"/>
+        </w:numPr>
+        <w:spacing w:after="0" w:line="300" w:lineRule="atLeast"/>
+        <w:rPr>
+          <w:rFonts w:ascii="Times New Roman" w:eastAsia="Times New Roman" w:hAnsi="Times New Roman" w:cs="Times New Roman"/>
+          <w:kern w:val="0"/>
+          <w:lang w:eastAsia="en-IN"/>
+          <w14:ligatures w14:val="none"/>
+        </w:rPr>
+      </w:pPr>
+      <w:r>
+        <w:rPr>
+          <w:rFonts w:ascii="Times New Roman" w:eastAsia="Times New Roman" w:hAnsi="Times New Roman" w:cs="Times New Roman"/>
+          <w:b/>
+          <w:bCs/>
+          <w:kern w:val="0"/>
+          <w:lang w:eastAsia="en-IN"/>
+          <w14:ligatures w14:val="none"/>
+        </w:rPr>
+        <w:t>Node.js</w:t>
+      </w:r>
+      <w:r>
+        <w:rPr>
+          <w:rFonts w:ascii="Times New Roman" w:eastAsia="Times New Roman" w:hAnsi="Times New Roman" w:cs="Times New Roman"/>
+          <w:kern w:val="0"/>
+          <w:lang w:eastAsia="en-IN"/>
+          <w14:ligatures w14:val="none"/>
+        </w:rPr>
+        <w:t xml:space="preserve"> is an open-source JavaScript runtime environment that allows developers to run JavaScript outside a web browser.</w:t>
+      </w:r>
+    </w:p>
+    <w:p>
+      <w:pPr>
+        <w:pStyle w:val="ListParagraph"/>
+        <w:numPr>
+          <w:ilvl w:val="0"/>
+          <w:numId w:val="1"/>
+        </w:numPr>
+        <w:spacing w:after="0" w:line="300" w:lineRule="atLeast"/>
+        <w:rPr>
+          <w:rFonts w:ascii="Times New Roman" w:eastAsia="Times New Roman" w:hAnsi="Times New Roman" w:cs="Times New Roman"/>
+          <w:kern w:val="0"/>
+          <w:lang w:eastAsia="en-IN"/>
+          <w14:ligatures w14:val="none"/>
+        </w:rPr>
+      </w:pPr>
+      <w:r>
+        <w:rPr>
+          <w:rFonts w:ascii="Times New Roman" w:eastAsia="Times New Roman" w:hAnsi="Times New Roman" w:cs="Times New Roman"/>
+          <w:kern w:val="0"/>
+          <w:lang w:eastAsia="en-IN"/>
+          <w14:ligatures w14:val="none"/>
+        </w:rPr>
+        <w:t>It is mainly used for building server-side applications, web APIs, and real-time applications.</w:t>
+      </w:r>
+    </w:p>
+    <w:p>
+      <w:pPr>
+        <w:pStyle w:val="ListParagraph"/>
+        <w:numPr>
+          <w:ilvl w:val="0"/>
+          <w:numId w:val="1"/>
+        </w:numPr>
+        <w:spacing w:after="0" w:line="300" w:lineRule="atLeast"/>
+        <w:rPr>
+          <w:rFonts w:ascii="Times New Roman" w:eastAsia="Times New Roman" w:hAnsi="Times New Roman" w:cs="Times New Roman"/>
+          <w:kern w:val="0"/>
+          <w:lang w:eastAsia="en-IN"/>
+          <w14:ligatures w14:val="none"/>
+        </w:rPr>
+      </w:pPr>
+      <w:r>
+        <w:rPr>
+          <w:rFonts w:ascii="Times New Roman" w:eastAsia="Times New Roman" w:hAnsi="Times New Roman" w:cs="Times New Roman"/>
+          <w:kern w:val="0"/>
+          <w:lang w:eastAsia="en-IN"/>
+          <w14:ligatures w14:val="none"/>
+        </w:rPr>
+        <w:t>Node.js is fast, scalable, and efficient for handling multiple user requests simultaneously.</w:t>
+      </w:r>
+    </w:p>
+    <w:p>
+      <w:pPr>
+        <w:spacing w:after="0" w:line="300" w:lineRule="atLeast"/>
+        <w:rPr>
+          <w:rFonts w:ascii="Times New Roman" w:eastAsia="Times New Roman" w:hAnsi="Times New Roman" w:cs="Times New Roman"/>
+          <w:kern w:val="0"/>
+          <w:lang w:eastAsia="en-IN"/>
+          <w14:ligatures w14:val="none"/>
+        </w:rPr>
+      </w:pPr>
+    </w:p>
+    <w:p>
+      <w:pPr>
+        <w:spacing w:after="0" w:line="300" w:lineRule="atLeast"/>
+        <w:rPr>
+          <w:rFonts w:ascii="Times New Roman" w:eastAsia="Times New Roman" w:hAnsi="Times New Roman" w:cs="Times New Roman"/>
+          <w:kern w:val="0"/>
+          <w:lang w:eastAsia="en-IN"/>
+          <w14:ligatures w14:val="none"/>
+        </w:rPr>
+      </w:pPr>
+      <w:r>
+        <w:rPr>
+          <w:rFonts w:ascii="Times New Roman" w:eastAsia="Times New Roman" w:hAnsi="Times New Roman" w:cs="Times New Roman"/>
+          <w:kern w:val="0"/>
+          <w:highlight w:val="yellow"/>
+          <w:lang w:eastAsia="en-IN"/>
+          <w14:ligatures w14:val="none"/>
+        </w:rPr>
+        <w:t>Task 15:</w:t>
+      </w:r>
+    </w:p>
+    <w:p>
+      <w:pPr>
+        <w:spacing w:after="0" w:line="300" w:lineRule="atLeast"/>
+        <w:rPr>
+          <w:rFonts w:ascii="Times New Roman" w:eastAsia="Times New Roman" w:hAnsi="Times New Roman" w:cs="Times New Roman"/>
+          <w:kern w:val="0"/>
+          <w:lang w:eastAsia="en-IN"/>
+          <w14:ligatures w14:val="none"/>
+        </w:rPr>
+      </w:pPr>
+      <w:r>
+        <w:rPr>
+          <w:rFonts w:ascii="Times New Roman" w:eastAsia="Times New Roman" w:hAnsi="Times New Roman" w:cs="Times New Roman"/>
+          <w:kern w:val="0"/>
+          <w:lang w:eastAsia="en-IN"/>
+          <w14:ligatures w14:val="none"/>
+        </w:rPr>
+        <w:t xml:space="preserve">Why use Node </w:t>
+      </w:r>
+      <w:proofErr w:type="spellStart"/>
+      <w:r>
+        <w:rPr>
+          <w:rFonts w:ascii="Times New Roman" w:eastAsia="Times New Roman" w:hAnsi="Times New Roman" w:cs="Times New Roman"/>
+          <w:kern w:val="0"/>
+          <w:lang w:eastAsia="en-IN"/>
+          <w14:ligatures w14:val="none"/>
+        </w:rPr>
+        <w:t>Js</w:t>
+      </w:r>
+      <w:proofErr w:type="spellEnd"/>
+      <w:r>
+        <w:rPr>
+          <w:rFonts w:ascii="Times New Roman" w:eastAsia="Times New Roman" w:hAnsi="Times New Roman" w:cs="Times New Roman"/>
+          <w:kern w:val="0"/>
+          <w:lang w:eastAsia="en-IN"/>
+          <w14:ligatures w14:val="none"/>
+        </w:rPr>
+        <w:t>?</w:t>
+      </w:r>
+    </w:p>
+    <w:p>
+      <w:pPr>
+        <w:pStyle w:val="ListParagraph"/>
+        <w:numPr>
+          <w:ilvl w:val="0"/>
+          <w:numId w:val="1"/>
+        </w:numPr>
+        <w:spacing w:after="0" w:line="300" w:lineRule="atLeast"/>
+        <w:rPr>
+          <w:rFonts w:ascii="Times New Roman" w:eastAsia="Times New Roman" w:hAnsi="Times New Roman" w:cs="Times New Roman"/>
+          <w:kern w:val="0"/>
+          <w:lang w:eastAsia="en-IN"/>
+          <w14:ligatures w14:val="none"/>
+        </w:rPr>
+      </w:pPr>
+      <w:r>
+        <w:rPr>
+          <w:rFonts w:ascii="Times New Roman" w:eastAsia="Times New Roman" w:hAnsi="Times New Roman" w:cs="Times New Roman"/>
+          <w:kern w:val="0"/>
+          <w:lang w:eastAsia="en-IN"/>
+          <w14:ligatures w14:val="none"/>
+        </w:rPr>
+        <w:t>Node.js is used because it provides fast and efficient execution of JavaScript on the server side.</w:t>
+      </w:r>
+    </w:p>
+    <w:p>
+      <w:pPr>
+        <w:pStyle w:val="ListParagraph"/>
+        <w:numPr>
+          <w:ilvl w:val="0"/>
+          <w:numId w:val="1"/>
+        </w:numPr>
+        <w:spacing w:after="0" w:line="300" w:lineRule="atLeast"/>
+        <w:rPr>
+          <w:rFonts w:ascii="Times New Roman" w:eastAsia="Times New Roman" w:hAnsi="Times New Roman" w:cs="Times New Roman"/>
+          <w:kern w:val="0"/>
+          <w:lang w:eastAsia="en-IN"/>
+          <w14:ligatures w14:val="none"/>
+        </w:rPr>
+      </w:pPr>
+      <w:r>
+        <w:rPr>
+          <w:rFonts w:ascii="Times New Roman" w:eastAsia="Times New Roman" w:hAnsi="Times New Roman" w:cs="Times New Roman"/>
+          <w:kern w:val="0"/>
+          <w:lang w:eastAsia="en-IN"/>
+          <w14:ligatures w14:val="none"/>
+        </w:rPr>
+        <w:t>It can handle multiple user requests simultaneously using its non-blocking, event-driven architecture.</w:t>
+      </w:r>
+    </w:p>
+    <w:p>
+      <w:pPr>
+        <w:pStyle w:val="ListParagraph"/>
+        <w:numPr>
+          <w:ilvl w:val="0"/>
+          <w:numId w:val="1"/>
+        </w:numPr>
+        <w:spacing w:after="0" w:line="300" w:lineRule="atLeast"/>
+        <w:rPr>
+          <w:rFonts w:ascii="Times New Roman" w:eastAsia="Times New Roman" w:hAnsi="Times New Roman" w:cs="Times New Roman"/>
+          <w:kern w:val="0"/>
+          <w:lang w:eastAsia="en-IN"/>
+          <w14:ligatures w14:val="none"/>
+        </w:rPr>
+      </w:pPr>
+      <w:r>
+        <w:rPr>
+          <w:rFonts w:ascii="Times New Roman" w:eastAsia="Times New Roman" w:hAnsi="Times New Roman" w:cs="Times New Roman"/>
+          <w:kern w:val="0"/>
+          <w:lang w:eastAsia="en-IN"/>
+          <w14:ligatures w14:val="none"/>
+        </w:rPr>
+        <w:t>Node.js is widely used for building scalable web applications, APIs, and real-time applications.</w:t>
+      </w:r>
+    </w:p>
+    <w:p>
+      <w:pPr>
+        <w:spacing w:after="0" w:line="300" w:lineRule="atLeast"/>
+        <w:rPr>
+          <w:rFonts w:ascii="Times New Roman" w:eastAsia="Times New Roman" w:hAnsi="Times New Roman" w:cs="Times New Roman"/>
+          <w:kern w:val="0"/>
+          <w:lang w:eastAsia="en-IN"/>
+          <w14:ligatures w14:val="none"/>
+        </w:rPr>
+      </w:pPr>
+    </w:p>
+    <w:p>
+      <w:pPr>
+        <w:spacing w:after="0" w:line="300" w:lineRule="atLeast"/>
+        <w:rPr>
+          <w:rFonts w:ascii="Times New Roman" w:eastAsia="Times New Roman" w:hAnsi="Times New Roman" w:cs="Times New Roman"/>
+          <w:kern w:val="0"/>
+          <w:lang w:eastAsia="en-IN"/>
+          <w14:ligatures w14:val="none"/>
+        </w:rPr>
+      </w:pPr>
+      <w:r>
+        <w:rPr>
+          <w:rFonts w:ascii="Times New Roman" w:eastAsia="Times New Roman" w:hAnsi="Times New Roman" w:cs="Times New Roman"/>
+          <w:kern w:val="0"/>
+          <w:highlight w:val="yellow"/>
+          <w:lang w:eastAsia="en-IN"/>
+          <w14:ligatures w14:val="none"/>
+        </w:rPr>
+        <w:t>Task 16:</w:t>
+      </w:r>
+    </w:p>
+    <w:p>
+      <w:pPr>
+        <w:spacing w:after="0" w:line="300" w:lineRule="atLeast"/>
+        <w:rPr>
+          <w:rFonts w:ascii="Times New Roman" w:eastAsia="Times New Roman" w:hAnsi="Times New Roman" w:cs="Times New Roman"/>
+          <w:kern w:val="0"/>
+          <w:lang w:eastAsia="en-IN"/>
+          <w14:ligatures w14:val="none"/>
+        </w:rPr>
+      </w:pPr>
+      <w:r>
+        <w:rPr>
+          <w:rFonts w:ascii="Times New Roman" w:eastAsia="Times New Roman" w:hAnsi="Times New Roman" w:cs="Times New Roman"/>
+          <w:kern w:val="0"/>
+          <w:lang w:eastAsia="en-IN"/>
+          <w14:ligatures w14:val="none"/>
+        </w:rPr>
+        <w:t xml:space="preserve">What are Common and modern modulus in </w:t>
+      </w:r>
+      <w:proofErr w:type="gramStart"/>
+      <w:r>
+        <w:rPr>
+          <w:rFonts w:ascii="Times New Roman" w:eastAsia="Times New Roman" w:hAnsi="Times New Roman" w:cs="Times New Roman"/>
+          <w:kern w:val="0"/>
+          <w:lang w:eastAsia="en-IN"/>
+          <w14:ligatures w14:val="none"/>
+        </w:rPr>
+        <w:t>Nodejs ?</w:t>
+      </w:r>
+      <w:proofErr w:type="gramEnd"/>
+    </w:p>
+    <w:p>
+      <w:pPr>
+        <w:spacing w:after="0" w:line="300" w:lineRule="atLeast"/>
+        <w:rPr>
+          <w:rFonts w:ascii="Times New Roman" w:eastAsia="Times New Roman" w:hAnsi="Times New Roman" w:cs="Times New Roman"/>
+          <w:kern w:val="0"/>
+          <w:lang w:eastAsia="en-IN"/>
+          <w14:ligatures w14:val="none"/>
+        </w:rPr>
+      </w:pPr>
+      <w:r>
+        <w:rPr>
+          <w:rFonts w:ascii="Times New Roman" w:eastAsia="Times New Roman" w:hAnsi="Times New Roman" w:cs="Times New Roman"/>
+          <w:b/>
+          <w:bCs/>
+          <w:kern w:val="0"/>
+          <w:lang w:eastAsia="en-IN"/>
+          <w14:ligatures w14:val="none"/>
+        </w:rPr>
+        <w:t>CommonJS and Modern Modules in Node.js</w:t>
+      </w:r>
+    </w:p>
+    <w:p>
+      <w:pPr>
+        <w:spacing w:after="0" w:line="300" w:lineRule="atLeast"/>
+        <w:rPr>
+          <w:rFonts w:ascii="Times New Roman" w:eastAsia="Times New Roman" w:hAnsi="Times New Roman" w:cs="Times New Roman"/>
+          <w:kern w:val="0"/>
+          <w:lang w:eastAsia="en-IN"/>
+          <w14:ligatures w14:val="none"/>
+        </w:rPr>
+      </w:pPr>
+      <w:r>
+        <w:rPr>
+          <w:rFonts w:ascii="Times New Roman" w:eastAsia="Times New Roman" w:hAnsi="Times New Roman" w:cs="Times New Roman"/>
+          <w:b/>
+          <w:bCs/>
+          <w:kern w:val="0"/>
+          <w:lang w:eastAsia="en-IN"/>
+          <w14:ligatures w14:val="none"/>
+        </w:rPr>
+        <w:t>CommonJS (CJS):</w:t>
+      </w:r>
+      <w:r>
+        <w:rPr>
+          <w:rFonts w:ascii="Times New Roman" w:eastAsia="Times New Roman" w:hAnsi="Times New Roman" w:cs="Times New Roman"/>
+          <w:kern w:val="0"/>
+          <w:lang w:eastAsia="en-IN"/>
+          <w14:ligatures w14:val="none"/>
+        </w:rPr>
+        <w:br/>
+        <w:t xml:space="preserve">CommonJS is the traditional module system used in Node.js. It uses </w:t>
+      </w:r>
+      <w:proofErr w:type="gramStart"/>
+      <w:r>
+        <w:rPr>
+          <w:rFonts w:ascii="Times New Roman" w:eastAsia="Times New Roman" w:hAnsi="Times New Roman" w:cs="Times New Roman"/>
+          <w:kern w:val="0"/>
+          <w:lang w:eastAsia="en-IN"/>
+          <w14:ligatures w14:val="none"/>
+        </w:rPr>
+        <w:t>require(</w:t>
+      </w:r>
+      <w:proofErr w:type="gramEnd"/>
+      <w:r>
+        <w:rPr>
+          <w:rFonts w:ascii="Times New Roman" w:eastAsia="Times New Roman" w:hAnsi="Times New Roman" w:cs="Times New Roman"/>
+          <w:kern w:val="0"/>
+          <w:lang w:eastAsia="en-IN"/>
+          <w14:ligatures w14:val="none"/>
+        </w:rPr>
+        <w:t xml:space="preserve">) to import modules and </w:t>
+      </w:r>
+      <w:proofErr w:type="gramStart"/>
+      <w:r>
+        <w:rPr>
+          <w:rFonts w:ascii="Times New Roman" w:eastAsia="Times New Roman" w:hAnsi="Times New Roman" w:cs="Times New Roman"/>
+          <w:kern w:val="0"/>
+          <w:lang w:eastAsia="en-IN"/>
+          <w14:ligatures w14:val="none"/>
+        </w:rPr>
+        <w:t>module.exports</w:t>
+      </w:r>
+      <w:proofErr w:type="gramEnd"/>
+      <w:r>
+        <w:rPr>
+          <w:rFonts w:ascii="Times New Roman" w:eastAsia="Times New Roman" w:hAnsi="Times New Roman" w:cs="Times New Roman"/>
+          <w:kern w:val="0"/>
+          <w:lang w:eastAsia="en-IN"/>
+          <w14:ligatures w14:val="none"/>
+        </w:rPr>
+        <w:t xml:space="preserve"> to export them.</w:t>
+      </w:r>
+    </w:p>
+    <w:p>
+      <w:pPr>
+        <w:spacing w:after="0" w:line="300" w:lineRule="atLeast"/>
+        <w:rPr>
+          <w:rFonts w:ascii="Times New Roman" w:eastAsia="Times New Roman" w:hAnsi="Times New Roman" w:cs="Times New Roman"/>
+          <w:kern w:val="0"/>
+          <w:lang w:eastAsia="en-IN"/>
+          <w14:ligatures w14:val="none"/>
+        </w:rPr>
+      </w:pPr>
+      <w:r>
+        <w:rPr>
+          <w:rFonts w:ascii="Times New Roman" w:eastAsia="Times New Roman" w:hAnsi="Times New Roman" w:cs="Times New Roman"/>
+          <w:b/>
+          <w:bCs/>
+          <w:kern w:val="0"/>
+          <w:lang w:eastAsia="en-IN"/>
+          <w14:ligatures w14:val="none"/>
+        </w:rPr>
+        <w:t>Modern Modules (ES Modules / ESM):</w:t>
+      </w:r>
+      <w:r>
+        <w:rPr>
+          <w:rFonts w:ascii="Times New Roman" w:eastAsia="Times New Roman" w:hAnsi="Times New Roman" w:cs="Times New Roman"/>
+          <w:kern w:val="0"/>
+          <w:lang w:eastAsia="en-IN"/>
+          <w14:ligatures w14:val="none"/>
+        </w:rPr>
+        <w:br/>
+        <w:t>ES Modules are the modern JavaScript standard for modules. They use import and export keywords and provide better compatibility with modern JavaScript development.</w:t>
+      </w:r>
+    </w:p>
+    <w:p>
+      <w:pPr>
+        <w:spacing w:after="0" w:line="300" w:lineRule="atLeast"/>
+        <w:rPr>
+          <w:rFonts w:ascii="Times New Roman" w:eastAsia="Times New Roman" w:hAnsi="Times New Roman" w:cs="Times New Roman"/>
+          <w:kern w:val="0"/>
+          <w:lang w:eastAsia="en-IN"/>
+          <w14:ligatures w14:val="none"/>
+        </w:rPr>
+      </w:pPr>
+      <w:r>
+        <w:rPr>
+          <w:rFonts w:ascii="Times New Roman" w:eastAsia="Times New Roman" w:hAnsi="Times New Roman" w:cs="Times New Roman"/>
+          <w:b/>
+          <w:bCs/>
+          <w:kern w:val="0"/>
+          <w:lang w:eastAsia="en-IN"/>
+          <w14:ligatures w14:val="none"/>
+        </w:rPr>
+        <w:t>Example:</w:t>
+      </w:r>
+    </w:p>
+    <w:p>
+      <w:pPr>
+        <w:numPr>
+          <w:ilvl w:val="0"/>
+          <w:numId w:val="6"/>
+        </w:numPr>
+        <w:spacing w:after="0" w:line="300" w:lineRule="atLeast"/>
+        <w:rPr>
+          <w:rFonts w:ascii="Times New Roman" w:eastAsia="Times New Roman" w:hAnsi="Times New Roman" w:cs="Times New Roman"/>
+          <w:kern w:val="0"/>
+          <w:lang w:eastAsia="en-IN"/>
+          <w14:ligatures w14:val="none"/>
+        </w:rPr>
+      </w:pPr>
+      <w:r>
+        <w:rPr>
+          <w:rFonts w:ascii="Times New Roman" w:eastAsia="Times New Roman" w:hAnsi="Times New Roman" w:cs="Times New Roman"/>
+          <w:kern w:val="0"/>
+          <w:lang w:eastAsia="en-IN"/>
+          <w14:ligatures w14:val="none"/>
+        </w:rPr>
+        <w:t>CommonJS: const app = require(</w:t>
+      </w:r>
+      <w:proofErr w:type="gramStart"/>
+      <w:r>
+        <w:rPr>
+          <w:rFonts w:ascii="Times New Roman" w:eastAsia="Times New Roman" w:hAnsi="Times New Roman" w:cs="Times New Roman"/>
+          <w:kern w:val="0"/>
+          <w:lang w:eastAsia="en-IN"/>
+          <w14:ligatures w14:val="none"/>
+        </w:rPr>
+        <w:t>'./</w:t>
+      </w:r>
+      <w:proofErr w:type="gramEnd"/>
+      <w:r>
+        <w:rPr>
+          <w:rFonts w:ascii="Times New Roman" w:eastAsia="Times New Roman" w:hAnsi="Times New Roman" w:cs="Times New Roman"/>
+          <w:kern w:val="0"/>
+          <w:lang w:eastAsia="en-IN"/>
+          <w14:ligatures w14:val="none"/>
+        </w:rPr>
+        <w:t>app');</w:t>
+      </w:r>
+    </w:p>
+    <w:p>
+      <w:pPr>
+        <w:numPr>
+          <w:ilvl w:val="0"/>
+          <w:numId w:val="6"/>
+        </w:numPr>
+        <w:spacing w:after="0" w:line="300" w:lineRule="atLeast"/>
+        <w:rPr>
+          <w:rFonts w:ascii="Times New Roman" w:eastAsia="Times New Roman" w:hAnsi="Times New Roman" w:cs="Times New Roman"/>
+          <w:kern w:val="0"/>
+          <w:lang w:eastAsia="en-IN"/>
+          <w14:ligatures w14:val="none"/>
+        </w:rPr>
+      </w:pPr>
+      <w:r>
+        <w:rPr>
+          <w:rFonts w:ascii="Times New Roman" w:eastAsia="Times New Roman" w:hAnsi="Times New Roman" w:cs="Times New Roman"/>
+          <w:kern w:val="0"/>
+          <w:lang w:eastAsia="en-IN"/>
+          <w14:ligatures w14:val="none"/>
+        </w:rPr>
+        <w:t>ES Module: import app from './app.js';</w:t>
+      </w:r>
+    </w:p>
+    <w:p>
+      <w:pPr>
+        <w:spacing w:after="0" w:line="300" w:lineRule="atLeast"/>
+        <w:rPr>
+          <w:rFonts w:ascii="Segoe UI" w:eastAsia="Times New Roman" w:hAnsi="Segoe UI" w:cs="Segoe UI"/>
+          <w:kern w:val="0"/>
+          <w:sz w:val="21"/>
+          <w:szCs w:val="21"/>
+          <w:lang w:eastAsia="en-IN"/>
+          <w14:ligatures w14:val="none"/>
+        </w:rPr>
+      </w:pPr>
+    </w:p>
     <w:p/>
     <w:sectPr>
       <w:pgSz w:w="11906" w:h="16838"/>
@@ -30625,6 +31172,155 @@
       </w:rPr>
     </w:lvl>
   </w:abstractNum>
+  <w:abstractNum w:abstractNumId="5" w15:restartNumberingAfterBreak="0">
+    <w:nsid w:val="55381749"/>
+    <w:multiLevelType w:val="multilevel"/>
+    <w:tmpl w:val="11B6D046"/>
+    <w:lvl w:ilvl="0">
+      <w:start w:val="1"/>
+      <w:numFmt w:val="bullet"/>
+      <w:lvlText w:val=""/>
+      <w:lvlJc w:val="left"/>
+      <w:pPr>
+        <w:tabs>
+          <w:tab w:val="num" w:pos="720"/>
+        </w:tabs>
+        <w:ind w:left="720" w:hanging="360"/>
+      </w:pPr>
+      <w:rPr>
+        <w:rFonts w:ascii="Symbol" w:hAnsi="Symbol" w:hint="default"/>
+        <w:sz w:val="20"/>
+      </w:rPr>
+    </w:lvl>
+    <w:lvl w:ilvl="1" w:tentative="1">
+      <w:start w:val="1"/>
+      <w:numFmt w:val="bullet"/>
+      <w:lvlText w:val="o"/>
+      <w:lvlJc w:val="left"/>
+      <w:pPr>
+        <w:tabs>
+          <w:tab w:val="num" w:pos="1440"/>
+        </w:tabs>
+        <w:ind w:left="1440" w:hanging="360"/>
+      </w:pPr>
+      <w:rPr>
+        <w:rFonts w:ascii="Courier New" w:hAnsi="Courier New" w:hint="default"/>
+        <w:sz w:val="20"/>
+      </w:rPr>
+    </w:lvl>
+    <w:lvl w:ilvl="2" w:tentative="1">
+      <w:start w:val="1"/>
+      <w:numFmt w:val="bullet"/>
+      <w:lvlText w:val=""/>
+      <w:lvlJc w:val="left"/>
+      <w:pPr>
+        <w:tabs>
+          <w:tab w:val="num" w:pos="2160"/>
+        </w:tabs>
+        <w:ind w:left="2160" w:hanging="360"/>
+      </w:pPr>
+      <w:rPr>
+        <w:rFonts w:ascii="Wingdings" w:hAnsi="Wingdings" w:hint="default"/>
+        <w:sz w:val="20"/>
+      </w:rPr>
+    </w:lvl>
+    <w:lvl w:ilvl="3" w:tentative="1">
+      <w:start w:val="1"/>
+      <w:numFmt w:val="bullet"/>
+      <w:lvlText w:val=""/>
+      <w:lvlJc w:val="left"/>
+      <w:pPr>
+        <w:tabs>
+          <w:tab w:val="num" w:pos="2880"/>
+        </w:tabs>
+        <w:ind w:left="2880" w:hanging="360"/>
+      </w:pPr>
+      <w:rPr>
+        <w:rFonts w:ascii="Wingdings" w:hAnsi="Wingdings" w:hint="default"/>
+        <w:sz w:val="20"/>
+      </w:rPr>
+    </w:lvl>
+    <w:lvl w:ilvl="4" w:tentative="1">
+      <w:start w:val="1"/>
+      <w:numFmt w:val="bullet"/>
+      <w:lvlText w:val=""/>
+      <w:lvlJc w:val="left"/>
+      <w:pPr>
+        <w:tabs>
+          <w:tab w:val="num" w:pos="3600"/>
+        </w:tabs>
+        <w:ind w:left="3600" w:hanging="360"/>
+      </w:pPr>
+      <w:rPr>
+        <w:rFonts w:ascii="Wingdings" w:hAnsi="Wingdings" w:hint="default"/>
+        <w:sz w:val="20"/>
+      </w:rPr>
+    </w:lvl>
+    <w:lvl w:ilvl="5" w:tentative="1">
+      <w:start w:val="1"/>
+      <w:numFmt w:val="bullet"/>
+      <w:lvlText w:val=""/>
+      <w:lvlJc w:val="left"/>
+      <w:pPr>
+        <w:tabs>
+          <w:tab w:val="num" w:pos="4320"/>
+        </w:tabs>
+        <w:ind w:left="4320" w:hanging="360"/>
+      </w:pPr>
+      <w:rPr>
+        <w:rFonts w:ascii="Wingdings" w:hAnsi="Wingdings" w:hint="default"/>
+        <w:sz w:val="20"/>
+      </w:rPr>
+    </w:lvl>
+    <w:lvl w:ilvl="6" w:tentative="1">
+      <w:start w:val="1"/>
+      <w:numFmt w:val="bullet"/>
+      <w:lvlText w:val=""/>
+      <w:lvlJc w:val="left"/>
+      <w:pPr>
+        <w:tabs>
+          <w:tab w:val="num" w:pos="5040"/>
+        </w:tabs>
+        <w:ind w:left="5040" w:hanging="360"/>
+      </w:pPr>
+      <w:rPr>
+        <w:rFonts w:ascii="Wingdings" w:hAnsi="Wingdings" w:hint="default"/>
+        <w:sz w:val="20"/>
+      </w:rPr>
+    </w:lvl>
+    <w:lvl w:ilvl="7" w:tentative="1">
+      <w:start w:val="1"/>
+      <w:numFmt w:val="bullet"/>
+      <w:lvlText w:val=""/>
+      <w:lvlJc w:val="left"/>
+      <w:pPr>
+        <w:tabs>
+          <w:tab w:val="num" w:pos="5760"/>
+        </w:tabs>
+        <w:ind w:left="5760" w:hanging="360"/>
+      </w:pPr>
+      <w:rPr>
+        <w:rFonts w:ascii="Wingdings" w:hAnsi="Wingdings" w:hint="default"/>
+        <w:sz w:val="20"/>
+      </w:rPr>
+    </w:lvl>
+    <w:lvl w:ilvl="8" w:tentative="1">
+      <w:start w:val="1"/>
+      <w:numFmt w:val="bullet"/>
+      <w:lvlText w:val=""/>
+      <w:lvlJc w:val="left"/>
+      <w:pPr>
+        <w:tabs>
+          <w:tab w:val="num" w:pos="6480"/>
+        </w:tabs>
+        <w:ind w:left="6480" w:hanging="360"/>
+      </w:pPr>
+      <w:rPr>
+        <w:rFonts w:ascii="Wingdings" w:hAnsi="Wingdings" w:hint="default"/>
+        <w:sz w:val="20"/>
+      </w:rPr>
+    </w:lvl>
+  </w:abstractNum>
   <w:num w:numId="1" w16cid:durableId="2145199419">
     <w:abstractNumId w:val="2"/>
   </w:num>
@@ -30639,6 +31335,9 @@
   </w:num>
   <w:num w:numId="5" w16cid:durableId="404573309">
     <w:abstractNumId w:val="3"/>
+  </w:num>
+  <w:num w:numId="6" w16cid:durableId="1160728529">
+    <w:abstractNumId w:val="5"/>
   </w:num>
 </w:numbering>
 </file>
